--- a/Collatio/11/1. Textos/1. Marcados/11-H.docx
+++ b/Collatio/11/1. Textos/1. Marcados/11-H.docx
@@ -1,126 +1,126 @@
 
 <file path=word/document.xml><?xml version="1.0" encoding="utf-8"?>
-<w:document xmlns:wpc="http://schemas.microsoft.com/office/word/2010/wordprocessingCanvas" xmlns:cx="http://schemas.microsoft.com/office/drawing/2014/chartex" xmlns:cx1="http://schemas.microsoft.com/office/drawing/2015/9/8/chartex" xmlns:cx2="http://schemas.microsoft.com/office/drawing/2015/10/21/chartex" xmlns:cx3="http://schemas.microsoft.com/office/drawing/2016/5/9/chartex" xmlns:cx4="http://schemas.microsoft.com/office/drawing/2016/5/10/chartex" xmlns:cx5="http://schemas.microsoft.com/office/drawing/2016/5/11/chartex" xmlns:cx6="http://schemas.microsoft.com/office/drawing/2016/5/12/chartex" xmlns:cx7="http://schemas.microsoft.com/office/drawing/2016/5/13/chartex" xmlns:cx8="http://schemas.microsoft.com/office/drawing/2016/5/14/chartex" xmlns:mc="http://schemas.openxmlformats.org/markup-compatibility/2006" xmlns:aink="http://schemas.microsoft.com/office/drawing/2016/ink" xmlns:am3d="http://schemas.microsoft.com/office/drawing/2017/model3d" xmlns:o="urn:schemas-microsoft-com:office:office" xmlns:oel="http://schemas.microsoft.com/office/2019/extlst" xmlns:r="http://schemas.openxmlformats.org/officeDocument/2006/relationships" xmlns:m="http://schemas.openxmlformats.org/officeDocument/2006/math" xmlns:v="urn:schemas-microsoft-com:vml" xmlns:wp14="http://schemas.microsoft.com/office/word/2010/wordprocessingDrawing" xmlns:wp="http://schemas.openxmlformats.org/drawingml/2006/wordprocessingDrawing" xmlns:w10="urn:schemas-microsoft-com:office:word" xmlns:w="http://schemas.openxmlformats.org/wordprocessingml/2006/main" xmlns:w14="http://schemas.microsoft.com/office/word/2010/wordml" xmlns:w15="http://schemas.microsoft.com/office/word/2012/wordml" xmlns:w16cex="http://schemas.microsoft.com/office/word/2018/wordml/cex" xmlns:w16cid="http://schemas.microsoft.com/office/word/2016/wordml/cid" xmlns:w16="http://schemas.microsoft.com/office/word/2018/wordml" xmlns:w16sdtdh="http://schemas.microsoft.com/office/word/2020/wordml/sdtdatahash" xmlns:w16se="http://schemas.microsoft.com/office/word/2015/wordml/symex" xmlns:wpg="http://schemas.microsoft.com/office/word/2010/wordprocessingGroup" xmlns:wpi="http://schemas.microsoft.com/office/word/2010/wordprocessingInk" xmlns:wne="http://schemas.microsoft.com/office/word/2006/wordml" xmlns:wps="http://schemas.microsoft.com/office/word/2010/wordprocessingShape" mc:Ignorable="w14 w15 w16se w16cid w16 w16cex w16sdtdh wp14">
+<w:document xmlns:wpc="http://schemas.microsoft.com/office/word/2010/wordprocessingCanvas" xmlns:cx="http://schemas.microsoft.com/office/drawing/2014/chartex" xmlns:cx1="http://schemas.microsoft.com/office/drawing/2015/9/8/chartex" xmlns:cx2="http://schemas.microsoft.com/office/drawing/2015/10/21/chartex" xmlns:cx3="http://schemas.microsoft.com/office/drawing/2016/5/9/chartex" xmlns:cx4="http://schemas.microsoft.com/office/drawing/2016/5/10/chartex" xmlns:cx5="http://schemas.microsoft.com/office/drawing/2016/5/11/chartex" xmlns:cx6="http://schemas.microsoft.com/office/drawing/2016/5/12/chartex" xmlns:cx7="http://schemas.microsoft.com/office/drawing/2016/5/13/chartex" xmlns:cx8="http://schemas.microsoft.com/office/drawing/2016/5/14/chartex" xmlns:mc="http://schemas.openxmlformats.org/markup-compatibility/2006" xmlns:aink="http://schemas.microsoft.com/office/drawing/2016/ink" xmlns:am3d="http://schemas.microsoft.com/office/drawing/2017/model3d" xmlns:o="urn:schemas-microsoft-com:office:office" xmlns:oel="http://schemas.microsoft.com/office/2019/extlst" xmlns:r="http://schemas.openxmlformats.org/officeDocument/2006/relationships" xmlns:m="http://schemas.openxmlformats.org/officeDocument/2006/math" xmlns:v="urn:schemas-microsoft-com:vml" xmlns:wp14="http://schemas.microsoft.com/office/word/2010/wordprocessingDrawing" xmlns:wp="http://schemas.openxmlformats.org/drawingml/2006/wordprocessingDrawing" xmlns:w10="urn:schemas-microsoft-com:office:word" xmlns:w="http://schemas.openxmlformats.org/wordprocessingml/2006/main" xmlns:w14="http://schemas.microsoft.com/office/word/2010/wordml" xmlns:w15="http://schemas.microsoft.com/office/word/2012/wordml" xmlns:w16cex="http://schemas.microsoft.com/office/word/2018/wordml/cex" xmlns:w16cid="http://schemas.microsoft.com/office/word/2016/wordml/cid" xmlns:w16="http://schemas.microsoft.com/office/word/2018/wordml" xmlns:w16du="http://schemas.microsoft.com/office/word/2023/wordml/word16du" xmlns:w16sdtdh="http://schemas.microsoft.com/office/word/2020/wordml/sdtdatahash" xmlns:w16sdtfl="http://schemas.microsoft.com/office/word/2024/wordml/sdtformatlock" xmlns:w16se="http://schemas.microsoft.com/office/word/2015/wordml/symex" xmlns:wpg="http://schemas.microsoft.com/office/word/2010/wordprocessingGroup" xmlns:wpi="http://schemas.microsoft.com/office/word/2010/wordprocessingInk" xmlns:wne="http://schemas.microsoft.com/office/word/2006/wordml" xmlns:wps="http://schemas.microsoft.com/office/word/2010/wordprocessingShape" mc:Ignorable="w14 w15 w16se w16cid w16 w16cex w16sdtdh w16sdtfl w16du wp14">
   <w:body>
     <w:p>
       <w:pPr>
         <w:rPr>
-          <w:rFonts w:ascii="Garamond" w:hAnsi="Garamond"/>
+          <w:rFonts w:ascii="Brill" w:hAnsi="Brill"/>
         </w:rPr>
       </w:pPr>
       <w:r>
         <w:rPr>
-          <w:rFonts w:ascii="Garamond" w:hAnsi="Garamond"/>
+          <w:rFonts w:ascii="Brill" w:hAnsi="Brill"/>
           <w:color w:val="FF0000"/>
         </w:rPr>
         <w:t xml:space="preserve">18v </w:t>
       </w:r>
       <w:r>
         <w:rPr>
-          <w:rFonts w:ascii="Garamond" w:hAnsi="Garamond"/>
+          <w:rFonts w:ascii="Brill" w:hAnsi="Brill"/>
         </w:rPr>
         <w:t>Pregunto el diciplo e dixo maestro ruego te que me digas de la salutacion qu el angel troxo a santa Maria en qual de las palabras encarno el espiritu santo en ella % Ca sobre esto en grant disputacion entre grant pieça de escolares que estavamos fablando en ello e unos dizen que en aquel logar do dize el espiritu santo sobreverna en</w:t>
       </w:r>
       <w:r>
         <w:rPr>
-          <w:rFonts w:ascii="Garamond" w:hAnsi="Garamond"/>
+          <w:rFonts w:ascii="Brill" w:hAnsi="Brill"/>
           <w:lang w:val="es-ES"/>
         </w:rPr>
         <w:t xml:space="preserve"> </w:t>
       </w:r>
       <w:r>
         <w:rPr>
-          <w:rFonts w:ascii="Garamond" w:hAnsi="Garamond"/>
+          <w:rFonts w:ascii="Brill" w:hAnsi="Brill"/>
         </w:rPr>
         <w:t>t</w:t>
       </w:r>
       <w:r>
         <w:rPr>
-          <w:rFonts w:ascii="Garamond" w:hAnsi="Garamond"/>
+          <w:rFonts w:ascii="Brill" w:hAnsi="Brill"/>
           <w:lang w:val="es-ES"/>
         </w:rPr>
         <w:t>i</w:t>
       </w:r>
       <w:r>
         <w:rPr>
-          <w:rFonts w:ascii="Garamond" w:hAnsi="Garamond"/>
+          <w:rFonts w:ascii="Brill" w:hAnsi="Brill"/>
         </w:rPr>
         <w:t xml:space="preserve"> e la virtud del muy alto te cobrira % E otros dizen que fuera en aque lugar do dize bendita eres entre todas las mugeres e bendito es el fruto del tu vientre % E otros dizen que fuera alli en el comienço de las palabras do dize dios te sal</w:t>
       </w:r>
       <w:r>
         <w:rPr>
-          <w:rFonts w:ascii="Garamond" w:hAnsi="Garamond"/>
+          <w:rFonts w:ascii="Brill" w:hAnsi="Brill"/>
           <w:lang w:val="es-ES"/>
         </w:rPr>
         <w:t>v</w:t>
       </w:r>
       <w:r>
         <w:rPr>
-          <w:rFonts w:ascii="Garamond" w:hAnsi="Garamond"/>
+          <w:rFonts w:ascii="Brill" w:hAnsi="Brill"/>
         </w:rPr>
         <w:t xml:space="preserve">e Maria llena eres de </w:t>
       </w:r>
       <w:r>
         <w:rPr>
-          <w:rFonts w:ascii="Garamond" w:hAnsi="Garamond"/>
+          <w:rFonts w:ascii="Brill" w:hAnsi="Brill"/>
           <w:color w:val="FF0000"/>
         </w:rPr>
         <w:t xml:space="preserve">19r </w:t>
       </w:r>
       <w:r>
         <w:rPr>
-          <w:rFonts w:ascii="Garamond" w:hAnsi="Garamond"/>
+          <w:rFonts w:ascii="Brill" w:hAnsi="Brill"/>
         </w:rPr>
         <w:t>gracia el señor es contigo por eso te ruego maestro que me digas en qual d estos logares fue % Respondio el maestro sabe que voluntad fue de dios que acabase el angel su mensajeria toda e despues que la mensajeria fue acabada quiso el ver que respuesta daria % E la bien aventura que si ante que la mensajeria fuese acabada ella oviese concebido non oviera el angel por que dezir mas palabra de alli adelante % Mas el angel toda la mensajeria traxo hordenada de dios e toda se avia de acabar fasta en</w:t>
       </w:r>
       <w:r>
         <w:rPr>
-          <w:rFonts w:ascii="Garamond" w:hAnsi="Garamond"/>
+          <w:rFonts w:ascii="Brill" w:hAnsi="Brill"/>
         </w:rPr>
         <w:t xml:space="preserve"> </w:t>
       </w:r>
       <w:r>
         <w:rPr>
-          <w:rFonts w:ascii="Garamond" w:hAnsi="Garamond"/>
+          <w:rFonts w:ascii="Brill" w:hAnsi="Brill"/>
         </w:rPr>
         <w:t xml:space="preserve">cima % E alli do era respondio ahe la sierva de dios sea fecha en mi segunt la su palabra luego en aquella ora fue el señor encarnado en ella % Ca en esta respuesta que ella dio vido nuestro señor dos cosas que avia en santa Maria la primera grant humilldat ca bien dio a entender que era humilldosa quando se llamo sierva e enpos de la humilldat consentimiento a la mensajeria que le fizo el angel quando respondio que fuese fecha a ella segunt lo que avia dicho % E d este consentimiento que ella consintio fue tomado despues en la nuestra ley de los </w:t>
       </w:r>
       <w:r>
         <w:rPr>
-          <w:rFonts w:ascii="Garamond" w:hAnsi="Garamond"/>
+          <w:rFonts w:ascii="Brill" w:hAnsi="Brill"/>
           <w:lang w:val="es-ES"/>
         </w:rPr>
         <w:t>c</w:t>
       </w:r>
       <w:r>
         <w:rPr>
-          <w:rFonts w:ascii="Garamond" w:hAnsi="Garamond"/>
+          <w:rFonts w:ascii="Brill" w:hAnsi="Brill"/>
         </w:rPr>
         <w:t>ristianos por los santos padres que lo conpusieron tan bien como el en la nuestra ley vieja que todo casamiento que se ha de fazer a</w:t>
       </w:r>
       <w:r>
         <w:rPr>
-          <w:rFonts w:ascii="Garamond" w:hAnsi="Garamond"/>
+          <w:rFonts w:ascii="Brill" w:hAnsi="Brill"/>
           <w:lang w:val="es-ES"/>
         </w:rPr>
         <w:t xml:space="preserve"> </w:t>
       </w:r>
       <w:r>
         <w:rPr>
-          <w:rFonts w:ascii="Garamond" w:hAnsi="Garamond"/>
+          <w:rFonts w:ascii="Brill" w:hAnsi="Brill"/>
         </w:rPr>
         <w:t xml:space="preserve">consentimiento del vraron e de la muger % E si el uno lo consiente el </w:t>
       </w:r>
       <w:r>
         <w:rPr>
-          <w:rFonts w:ascii="Garamond" w:hAnsi="Garamond"/>
+          <w:rFonts w:ascii="Brill" w:hAnsi="Brill"/>
           <w:color w:val="FF0000"/>
         </w:rPr>
         <w:t xml:space="preserve">19v </w:t>
       </w:r>
       <w:r>
         <w:rPr>
-          <w:rFonts w:ascii="Garamond" w:hAnsi="Garamond"/>
+          <w:rFonts w:ascii="Brill" w:hAnsi="Brill"/>
         </w:rPr>
         <w:t>otro non non es valedero % E esto mesmo es si se faze por fuerça e en ninguna manera non deve de ser si non a voluntad de amos ados e esta voluntad que se levante bien del coraçon % Ca fallamos que dixo nuestro señor en un evangelio a sus diciplos donde vos dos de otros fuerdes ayuntados en el mi nonbre yo sere en medio de vosotros</w:t>
       </w:r>
@@ -136,7 +136,7 @@
 </file>
 
 <file path=word/styles.xml><?xml version="1.0" encoding="utf-8"?>
-<w:styles xmlns:mc="http://schemas.openxmlformats.org/markup-compatibility/2006" xmlns:r="http://schemas.openxmlformats.org/officeDocument/2006/relationships" xmlns:w="http://schemas.openxmlformats.org/wordprocessingml/2006/main" xmlns:w14="http://schemas.microsoft.com/office/word/2010/wordml" xmlns:w15="http://schemas.microsoft.com/office/word/2012/wordml" xmlns:w16cex="http://schemas.microsoft.com/office/word/2018/wordml/cex" xmlns:w16cid="http://schemas.microsoft.com/office/word/2016/wordml/cid" xmlns:w16="http://schemas.microsoft.com/office/word/2018/wordml" xmlns:w16sdtdh="http://schemas.microsoft.com/office/word/2020/wordml/sdtdatahash" xmlns:w16se="http://schemas.microsoft.com/office/word/2015/wordml/symex" mc:Ignorable="w14 w15 w16se w16cid w16 w16cex w16sdtdh">
+<w:styles xmlns:mc="http://schemas.openxmlformats.org/markup-compatibility/2006" xmlns:r="http://schemas.openxmlformats.org/officeDocument/2006/relationships" xmlns:w="http://schemas.openxmlformats.org/wordprocessingml/2006/main" xmlns:w14="http://schemas.microsoft.com/office/word/2010/wordml" xmlns:w15="http://schemas.microsoft.com/office/word/2012/wordml" xmlns:w16cex="http://schemas.microsoft.com/office/word/2018/wordml/cex" xmlns:w16cid="http://schemas.microsoft.com/office/word/2016/wordml/cid" xmlns:w16="http://schemas.microsoft.com/office/word/2018/wordml" xmlns:w16du="http://schemas.microsoft.com/office/word/2023/wordml/word16du" xmlns:w16sdtdh="http://schemas.microsoft.com/office/word/2020/wordml/sdtdatahash" xmlns:w16sdtfl="http://schemas.microsoft.com/office/word/2024/wordml/sdtformatlock" xmlns:w16se="http://schemas.microsoft.com/office/word/2015/wordml/symex" mc:Ignorable="w14 w15 w16se w16cid w16 w16cex w16sdtdh w16sdtfl w16du">
   <w:docDefaults>
     <w:rPrDefault>
       <w:rPr>
